--- a/_deliverables/L-003-post.docx
+++ b/_deliverables/L-003-post.docx
@@ -110,7 +110,7 @@
       <w:r>
         <w:drawing>
           <wp:inline xmlns:a="http://schemas.openxmlformats.org/drawingml/2006/main" xmlns:pic="http://schemas.openxmlformats.org/drawingml/2006/picture">
-            <wp:extent cx="5943600" cy="2886891"/>
+            <wp:extent cx="5943600" cy="2419894"/>
             <wp:docPr id="1" name="Picture 1"/>
             <wp:cNvGraphicFramePr>
               <a:graphicFrameLocks noChangeAspect="1"/>
@@ -131,7 +131,7 @@
                   <pic:spPr>
                     <a:xfrm>
                       <a:off x="0" y="0"/>
-                      <a:ext cx="5943600" cy="2886891"/>
+                      <a:ext cx="5943600" cy="2419894"/>
                     </a:xfrm>
                     <a:prstGeom prst="rect"/>
                   </pic:spPr>
@@ -618,7 +618,7 @@
       <w:r>
         <w:drawing>
           <wp:inline xmlns:a="http://schemas.openxmlformats.org/drawingml/2006/main" xmlns:pic="http://schemas.openxmlformats.org/drawingml/2006/picture">
-            <wp:extent cx="5943600" cy="3249168"/>
+            <wp:extent cx="5943600" cy="2419894"/>
             <wp:docPr id="2" name="Picture 2"/>
             <wp:cNvGraphicFramePr>
               <a:graphicFrameLocks noChangeAspect="1"/>
@@ -639,7 +639,7 @@
                   <pic:spPr>
                     <a:xfrm>
                       <a:off x="0" y="0"/>
-                      <a:ext cx="5943600" cy="3249168"/>
+                      <a:ext cx="5943600" cy="2419894"/>
                     </a:xfrm>
                     <a:prstGeom prst="rect"/>
                   </pic:spPr>
@@ -1083,7 +1083,7 @@
       <w:r>
         <w:drawing>
           <wp:inline xmlns:a="http://schemas.openxmlformats.org/drawingml/2006/main" xmlns:pic="http://schemas.openxmlformats.org/drawingml/2006/picture">
-            <wp:extent cx="5943600" cy="2886891"/>
+            <wp:extent cx="5943600" cy="2419894"/>
             <wp:docPr id="3" name="Picture 3"/>
             <wp:cNvGraphicFramePr>
               <a:graphicFrameLocks noChangeAspect="1"/>
@@ -1104,7 +1104,7 @@
                   <pic:spPr>
                     <a:xfrm>
                       <a:off x="0" y="0"/>
-                      <a:ext cx="5943600" cy="2886891"/>
+                      <a:ext cx="5943600" cy="2419894"/>
                     </a:xfrm>
                     <a:prstGeom prst="rect"/>
                   </pic:spPr>
@@ -2047,7 +2047,7 @@
       <w:r>
         <w:drawing>
           <wp:inline xmlns:a="http://schemas.openxmlformats.org/drawingml/2006/main" xmlns:pic="http://schemas.openxmlformats.org/drawingml/2006/picture">
-            <wp:extent cx="5943600" cy="3249168"/>
+            <wp:extent cx="5943600" cy="2419894"/>
             <wp:docPr id="4" name="Picture 4"/>
             <wp:cNvGraphicFramePr>
               <a:graphicFrameLocks noChangeAspect="1"/>
@@ -2068,7 +2068,7 @@
                   <pic:spPr>
                     <a:xfrm>
                       <a:off x="0" y="0"/>
-                      <a:ext cx="5943600" cy="3249168"/>
+                      <a:ext cx="5943600" cy="2419894"/>
                     </a:xfrm>
                     <a:prstGeom prst="rect"/>
                   </pic:spPr>

--- a/_deliverables/L-003-post.docx
+++ b/_deliverables/L-003-post.docx
@@ -65,11 +65,48 @@
       <w:r>
         <w:rPr>
           <w:rFonts w:ascii="Calibri" w:hAnsi="Calibri" w:cs="Calibri"/>
+          <w:b/>
+          <w:sz w:val="22"/>
+        </w:rPr>
+        <w:t xml:space="preserve">From zero technical knowledge to AI literacy.</w:t>
+      </w:r>
+    </w:p>
+    <w:p>
+      <w:pPr>
+        <w:spacing w:after="120"/>
+      </w:pPr>
+      <w:r>
+        <w:rPr>
+          <w:rFonts w:ascii="Calibri" w:hAnsi="Calibri" w:cs="Calibri"/>
+          <w:sz w:val="22"/>
+        </w:rPr>
+        <w:t xml:space="preserve">Through data, cloud, MLOps, and applied GenAI systems.</w:t>
+      </w:r>
+    </w:p>
+    <w:p>
+      <w:pPr>
+        <w:spacing w:after="120"/>
+      </w:pPr>
+      <w:r>
+        <w:rPr>
+          <w:rFonts w:ascii="Calibri" w:hAnsi="Calibri" w:cs="Calibri"/>
+          <w:sz w:val="22"/>
+        </w:rPr>
+        <w:t xml:space="preserve">Day 3 of 171. Module 1: First Contact with the Terminal (Day 3).</w:t>
+      </w:r>
+    </w:p>
+    <w:p>
+      <w:pPr>
+        <w:spacing w:after="120"/>
+      </w:pPr>
+      <w:r>
+        <w:rPr>
+          <w:rFonts w:ascii="Calibri" w:hAnsi="Calibri" w:cs="Calibri"/>
           <w:b w:val="0"/>
           <w:i w:val="0"/>
           <w:sz w:val="22"/>
         </w:rPr>
-        <w:t xml:space="preserve">I am building a 171-lesson public path from zero to a Principal Artificial Intelligence (AI) Architect role. Before each lesson goes live, I sit at my own machine and follow it. On Day 3 (the first real command in the curriculum: </w:t>
+        <w:t xml:space="preserve">Before each lesson goes live, I sit at my own machine and follow it. On Day 3 (the first real command in the curriculum: </w:t>
       </w:r>
       <w:r>
         <w:rPr>
